--- a/16-week/optional-activity/pdf/Actividad-Semana16.docx
+++ b/16-week/optional-activity/pdf/Actividad-Semana16.docx
@@ -31,7 +31,7 @@
           <w:sz w:val="22"/>
           <w:szCs w:val="22"/>
         </w:rPr>
-        <w:t xml:space="preserve">Programación y Diseño Orientado a Objetos · Semana 16 · Portafolio y reflexión final</w:t>
+        <w:t xml:space="preserve">Programación y Diseño Orientado a Objetos · Semana 16 · Mapa conceptual integrador de la POO</w:t>
       </w:r>
     </w:p>
     <w:tbl>
@@ -430,7 +430,7 @@
           <w:sz w:val="22"/>
           <w:szCs w:val="22"/>
         </w:rPr>
-        <w:t xml:space="preserve">Pulir el proyecto final y su documentación.</w:t>
+        <w:t xml:space="preserve">Sintetizar el curso en un mapa conceptual coherente.</w:t>
       </w:r>
     </w:p>
     <w:p>
@@ -454,7 +454,7 @@
           <w:sz w:val="22"/>
           <w:szCs w:val="22"/>
         </w:rPr>
-        <w:t xml:space="preserve">Aplicar la retroalimentación recibida.</w:t>
+        <w:t xml:space="preserve">Relacionar cada concepto con un ejemplo propio en Java.</w:t>
       </w:r>
     </w:p>
     <w:p>
@@ -478,7 +478,7 @@
           <w:sz w:val="22"/>
           <w:szCs w:val="22"/>
         </w:rPr>
-        <w:t xml:space="preserve">Reflexionar sobre el aprendizaje del semestre.</w:t>
+        <w:t xml:space="preserve">Reflexionar sobre el próximo paso de aprendizaje.</w:t>
       </w:r>
     </w:p>
     <w:p>
@@ -521,7 +521,7 @@
           <w:sz w:val="22"/>
           <w:szCs w:val="22"/>
         </w:rPr>
-        <w:t xml:space="preserve">Aplica la </w:t>
+        <w:t xml:space="preserve">Construye un </w:t>
       </w:r>
       <w:r>
         <w:rPr>
@@ -531,16 +531,35 @@
           <w:sz w:val="22"/>
           <w:szCs w:val="22"/>
         </w:rPr>
-        <w:t xml:space="preserve">retroalimentación</w:t>
-      </w:r>
-      <w:r>
-        <w:rPr>
-          <w:rFonts w:ascii="Times New Roman" w:hAnsi="Times New Roman" w:cs="Times New Roman"/>
-          <w:color w:val="000000"/>
-          <w:sz w:val="22"/>
-          <w:szCs w:val="22"/>
-        </w:rPr>
-        <w:t xml:space="preserve"> recibida a tu proyecto final.</w:t>
+        <w:t xml:space="preserve">mapa conceptual</w:t>
+      </w:r>
+      <w:r>
+        <w:rPr>
+          <w:rFonts w:ascii="Times New Roman" w:hAnsi="Times New Roman" w:cs="Times New Roman"/>
+          <w:color w:val="000000"/>
+          <w:sz w:val="22"/>
+          <w:szCs w:val="22"/>
+        </w:rPr>
+        <w:t xml:space="preserve"> que tenga en el centro los </w:t>
+      </w:r>
+      <w:r>
+        <w:rPr>
+          <w:rFonts w:ascii="Times New Roman" w:hAnsi="Times New Roman" w:cs="Times New Roman"/>
+          <w:b/>
+          <w:color w:val="000000"/>
+          <w:sz w:val="22"/>
+          <w:szCs w:val="22"/>
+        </w:rPr>
+        <w:t xml:space="preserve">cuatro pilares</w:t>
+      </w:r>
+      <w:r>
+        <w:rPr>
+          <w:rFonts w:ascii="Times New Roman" w:hAnsi="Times New Roman" w:cs="Times New Roman"/>
+          <w:color w:val="000000"/>
+          <w:sz w:val="22"/>
+          <w:szCs w:val="22"/>
+        </w:rPr>
+        <w:t xml:space="preserve"> (abstracción, encapsulamiento, herencia, polimorfismo) y los conecte con:</w:t>
       </w:r>
     </w:p>
     <w:p>
@@ -555,16 +574,16 @@
           <w:sz w:val="22"/>
           <w:szCs w:val="22"/>
         </w:rPr>
-        <w:t xml:space="preserve">2.	</w:t>
-      </w:r>
-      <w:r>
-        <w:rPr>
-          <w:rFonts w:ascii="Times New Roman" w:hAnsi="Times New Roman" w:cs="Times New Roman"/>
-          <w:color w:val="000000"/>
-          <w:sz w:val="22"/>
-          <w:szCs w:val="22"/>
-        </w:rPr>
-        <w:t xml:space="preserve">Pule el repositorio: README claro, commits ordenados, código limpio.</w:t>
+        <w:t xml:space="preserve">•	</w:t>
+      </w:r>
+      <w:r>
+        <w:rPr>
+          <w:rFonts w:ascii="Times New Roman" w:hAnsi="Times New Roman" w:cs="Times New Roman"/>
+          <w:color w:val="000000"/>
+          <w:sz w:val="22"/>
+          <w:szCs w:val="22"/>
+        </w:rPr>
+        <w:t xml:space="preserve">Los conceptos del curso (clases, objetos, interfaces, composición, excepciones, colecciones, persistencia, SOLID).</w:t>
       </w:r>
     </w:p>
     <w:p>
@@ -579,16 +598,16 @@
           <w:sz w:val="22"/>
           <w:szCs w:val="22"/>
         </w:rPr>
-        <w:t xml:space="preserve">3.	</w:t>
-      </w:r>
-      <w:r>
-        <w:rPr>
-          <w:rFonts w:ascii="Times New Roman" w:hAnsi="Times New Roman" w:cs="Times New Roman"/>
-          <w:color w:val="000000"/>
-          <w:sz w:val="22"/>
-          <w:szCs w:val="22"/>
-        </w:rPr>
-        <w:t xml:space="preserve">Escribe una </w:t>
+        <w:t xml:space="preserve">•	</w:t>
+      </w:r>
+      <w:r>
+        <w:rPr>
+          <w:rFonts w:ascii="Times New Roman" w:hAnsi="Times New Roman" w:cs="Times New Roman"/>
+          <w:color w:val="000000"/>
+          <w:sz w:val="22"/>
+          <w:szCs w:val="22"/>
+        </w:rPr>
+        <w:t xml:space="preserve">La </w:t>
       </w:r>
       <w:r>
         <w:rPr>
@@ -598,16 +617,16 @@
           <w:sz w:val="22"/>
           <w:szCs w:val="22"/>
         </w:rPr>
-        <w:t xml:space="preserve">reflexión</w:t>
-      </w:r>
-      <w:r>
-        <w:rPr>
-          <w:rFonts w:ascii="Times New Roman" w:hAnsi="Times New Roman" w:cs="Times New Roman"/>
-          <w:color w:val="000000"/>
-          <w:sz w:val="22"/>
-          <w:szCs w:val="22"/>
-        </w:rPr>
-        <w:t xml:space="preserve"> (media página): concepto más difícil, lo que más te enorgullece, qué mejorarías.</w:t>
+        <w:t xml:space="preserve">semana</w:t>
+      </w:r>
+      <w:r>
+        <w:rPr>
+          <w:rFonts w:ascii="Times New Roman" w:hAnsi="Times New Roman" w:cs="Times New Roman"/>
+          <w:color w:val="000000"/>
+          <w:sz w:val="22"/>
+          <w:szCs w:val="22"/>
+        </w:rPr>
+        <w:t xml:space="preserve"> en que se vio cada uno.</w:t>
       </w:r>
     </w:p>
     <w:p>
@@ -622,7 +641,16 @@
           <w:sz w:val="22"/>
           <w:szCs w:val="22"/>
         </w:rPr>
-        <w:t xml:space="preserve">4.	</w:t>
+        <w:t xml:space="preserve">•	</w:t>
+      </w:r>
+      <w:r>
+        <w:rPr>
+          <w:rFonts w:ascii="Times New Roman" w:hAnsi="Times New Roman" w:cs="Times New Roman"/>
+          <w:color w:val="000000"/>
+          <w:sz w:val="22"/>
+          <w:szCs w:val="22"/>
+        </w:rPr>
+        <w:t xml:space="preserve">Un </w:t>
       </w:r>
       <w:r>
         <w:rPr>
@@ -632,16 +660,93 @@
           <w:sz w:val="22"/>
           <w:szCs w:val="22"/>
         </w:rPr>
-        <w:t xml:space="preserve">Destaca</w:t>
-      </w:r>
-      <w:r>
-        <w:rPr>
-          <w:rFonts w:ascii="Times New Roman" w:hAnsi="Times New Roman" w:cs="Times New Roman"/>
-          <w:color w:val="000000"/>
-          <w:sz w:val="22"/>
-          <w:szCs w:val="22"/>
-        </w:rPr>
-        <w:t xml:space="preserve"> (fija) el repositorio en tu perfil de GitHub.</w:t>
+        <w:t xml:space="preserve">ejemplo propio</w:t>
+      </w:r>
+      <w:r>
+        <w:rPr>
+          <w:rFonts w:ascii="Times New Roman" w:hAnsi="Times New Roman" w:cs="Times New Roman"/>
+          <w:color w:val="000000"/>
+          <w:sz w:val="22"/>
+          <w:szCs w:val="22"/>
+        </w:rPr>
+        <w:t xml:space="preserve"> (una línea de Java o el nombre de una clase de tu proyecto).</w:t>
+      </w:r>
+    </w:p>
+    <w:p>
+      <w:pPr>
+        <w:spacing w:after="120" w:line="276" w:lineRule="auto"/>
+        <w:ind w:left="454" w:hanging="284"/>
+      </w:pPr>
+      <w:r>
+        <w:rPr>
+          <w:rFonts w:ascii="Times New Roman" w:hAnsi="Times New Roman" w:cs="Times New Roman"/>
+          <w:color w:val="000000"/>
+          <w:sz w:val="22"/>
+          <w:szCs w:val="22"/>
+        </w:rPr>
+        <w:t xml:space="preserve">1.	</w:t>
+      </w:r>
+      <w:r>
+        <w:rPr>
+          <w:rFonts w:ascii="Times New Roman" w:hAnsi="Times New Roman" w:cs="Times New Roman"/>
+          <w:color w:val="000000"/>
+          <w:sz w:val="22"/>
+          <w:szCs w:val="22"/>
+        </w:rPr>
+        <w:t xml:space="preserve">Escribe una </w:t>
+      </w:r>
+      <w:r>
+        <w:rPr>
+          <w:rFonts w:ascii="Times New Roman" w:hAnsi="Times New Roman" w:cs="Times New Roman"/>
+          <w:b/>
+          <w:color w:val="000000"/>
+          <w:sz w:val="22"/>
+          <w:szCs w:val="22"/>
+        </w:rPr>
+        <w:t xml:space="preserve">reflexión breve</w:t>
+      </w:r>
+      <w:r>
+        <w:rPr>
+          <w:rFonts w:ascii="Times New Roman" w:hAnsi="Times New Roman" w:cs="Times New Roman"/>
+          <w:color w:val="000000"/>
+          <w:sz w:val="22"/>
+          <w:szCs w:val="22"/>
+        </w:rPr>
+        <w:t xml:space="preserve"> (media página): qué concepto te costó más, cuál te pareció más útil y </w:t>
+      </w:r>
+      <w:r>
+        <w:rPr>
+          <w:rFonts w:ascii="Times New Roman" w:hAnsi="Times New Roman" w:cs="Times New Roman"/>
+          <w:b/>
+          <w:color w:val="000000"/>
+          <w:sz w:val="22"/>
+          <w:szCs w:val="22"/>
+        </w:rPr>
+        <w:t xml:space="preserve">cuál será tu próximo paso</w:t>
+      </w:r>
+      <w:r>
+        <w:rPr>
+          <w:rFonts w:ascii="Times New Roman" w:hAnsi="Times New Roman" w:cs="Times New Roman"/>
+          <w:color w:val="000000"/>
+          <w:sz w:val="22"/>
+          <w:szCs w:val="22"/>
+        </w:rPr>
+        <w:t xml:space="preserve"> (pruebas, base de datos, patrones…).</w:t>
+      </w:r>
+    </w:p>
+    <w:p>
+      <w:pPr>
+        <w:spacing w:after="120" w:line="276" w:lineRule="auto"/>
+        <w:jc w:val="both"/>
+      </w:pPr>
+      <w:r>
+        <w:rPr>
+          <w:rFonts w:ascii="Times New Roman" w:hAnsi="Times New Roman" w:cs="Times New Roman"/>
+          <w:color w:val="000000"/>
+          <w:sz w:val="22"/>
+          <w:szCs w:val="22"/>
+        </w:rPr>
+        <w:t xml:space="preserve">Puedes hacer el mapa con cualquier herramienta (papel escaneado, diagrama digital, o texto/ASCII en el README).</w:t>
       </w:r>
     </w:p>
     <w:p>
@@ -684,7 +789,7 @@
           <w:sz w:val="22"/>
           <w:szCs w:val="22"/>
         </w:rPr>
-        <w:t xml:space="preserve">Ajustes de retroalimentación aplicados.</w:t>
+        <w:t xml:space="preserve">Los 4 pilares presentes y conectados con al menos 8 conceptos del curso.</w:t>
       </w:r>
     </w:p>
     <w:p>
@@ -708,7 +813,7 @@
           <w:sz w:val="22"/>
           <w:szCs w:val="22"/>
         </w:rPr>
-        <w:t xml:space="preserve">README final claro con el diseño.</w:t>
+        <w:t xml:space="preserve">Cada concepto asociado a una semana y a un ejemplo propio.</w:t>
       </w:r>
     </w:p>
     <w:p>
@@ -732,7 +837,7 @@
           <w:sz w:val="22"/>
           <w:szCs w:val="22"/>
         </w:rPr>
-        <w:t xml:space="preserve">Reflexión personal incluida.</w:t>
+        <w:t xml:space="preserve">Reflexión final con un próximo paso concreto.</w:t>
       </w:r>
     </w:p>
     <w:p>
@@ -794,16 +899,16 @@
           <w:sz w:val="22"/>
           <w:szCs w:val="22"/>
         </w:rPr>
-        <w:t xml:space="preserve">poo-proyecto-final</w:t>
-      </w:r>
-      <w:r>
-        <w:rPr>
-          <w:rFonts w:ascii="Times New Roman" w:hAnsi="Times New Roman" w:cs="Times New Roman"/>
-          <w:color w:val="000000"/>
-          <w:sz w:val="22"/>
-          <w:szCs w:val="22"/>
-        </w:rPr>
-        <w:t xml:space="preserve"> (versión final).</w:t>
+        <w:t xml:space="preserve">poo-mapa-conceptual</w:t>
+      </w:r>
+      <w:r>
+        <w:rPr>
+          <w:rFonts w:ascii="Times New Roman" w:hAnsi="Times New Roman" w:cs="Times New Roman"/>
+          <w:color w:val="000000"/>
+          <w:sz w:val="22"/>
+          <w:szCs w:val="22"/>
+        </w:rPr>
+        <w:t xml:space="preserve">.</w:t>
       </w:r>
     </w:p>
     <w:p>
@@ -819,7 +924,7 @@
           <w:sz w:val="18"/>
           <w:szCs w:val="18"/>
         </w:rPr>
-        <w:t xml:space="preserve">poo-proyecto-final/</w:t>
+        <w:t xml:space="preserve">poo-mapa-conceptual/</w:t>
       </w:r>
     </w:p>
     <w:p>
@@ -835,7 +940,7 @@
           <w:sz w:val="18"/>
           <w:szCs w:val="18"/>
         </w:rPr>
-        <w:t xml:space="preserve">  README.md   -&gt; version final + reflexion</w:t>
+        <w:t xml:space="preserve">  README.md   -&gt; mapa (imagen o ASCII) + reflexión + próximo paso</w:t>
       </w:r>
     </w:p>
     <w:p>
@@ -851,7 +956,7 @@
           <w:sz w:val="18"/>
           <w:szCs w:val="18"/>
         </w:rPr>
-        <w:t xml:space="preserve">  src/         -&gt; proyecto pulido</w:t>
+        <w:t xml:space="preserve">  mapa.(png|svg|txt)  -&gt; el mapa conceptual</w:t>
       </w:r>
     </w:p>
     <w:p>
@@ -875,7 +980,7 @@
           <w:sz w:val="22"/>
           <w:szCs w:val="22"/>
         </w:rPr>
-        <w:t xml:space="preserve">Actualiza el repo con la versión final.</w:t>
+        <w:t xml:space="preserve">Crea el repositorio público con ese nombre.</w:t>
       </w:r>
     </w:p>
     <w:p>
@@ -899,7 +1004,7 @@
           <w:sz w:val="22"/>
           <w:szCs w:val="22"/>
         </w:rPr>
-        <w:t xml:space="preserve">Añade la reflexión al README.</w:t>
+        <w:t xml:space="preserve">Sube el mapa y el README con la reflexión.</w:t>
       </w:r>
     </w:p>
     <w:p>
@@ -923,7 +1028,7 @@
           <w:sz w:val="22"/>
           <w:szCs w:val="22"/>
         </w:rPr>
-        <w:t xml:space="preserve">Comparte el enlace por el canal indicado.</w:t>
+        <w:t xml:space="preserve">Comparte el enlace por el canal indicado por el docente.</w:t>
       </w:r>
     </w:p>
     <w:p>
@@ -1006,7 +1111,7 @@
                 <w:sz w:val="20"/>
                 <w:szCs w:val="20"/>
               </w:rPr>
-              <w:t xml:space="preserve">Excelente</w:t>
+              <w:t xml:space="preserve">Excelente (100%)</w:t>
             </w:r>
           </w:p>
         </w:tc>
@@ -1028,7 +1133,7 @@
                 <w:sz w:val="20"/>
                 <w:szCs w:val="20"/>
               </w:rPr>
-              <w:t xml:space="preserve">Aceptable</w:t>
+              <w:t xml:space="preserve">Aceptable (60%)</w:t>
             </w:r>
           </w:p>
         </w:tc>
@@ -1050,7 +1155,7 @@
                 <w:sz w:val="20"/>
                 <w:szCs w:val="20"/>
               </w:rPr>
-              <w:t xml:space="preserve">Por mejorar</w:t>
+              <w:t xml:space="preserve">Por mejorar (0%)</w:t>
             </w:r>
           </w:p>
         </w:tc>
@@ -1094,7 +1199,7 @@
                 <w:sz w:val="20"/>
                 <w:szCs w:val="20"/>
               </w:rPr>
-              <w:t xml:space="preserve">Retroalimentación aplicada</w:t>
+              <w:t xml:space="preserve">Cobertura (4 pilares + 8 conceptos)</w:t>
             </w:r>
           </w:p>
         </w:tc>
@@ -1114,7 +1219,7 @@
                 <w:sz w:val="20"/>
                 <w:szCs w:val="20"/>
               </w:rPr>
-              <w:t xml:space="preserve">Completa</w:t>
+              <w:t xml:space="preserve">Completa y bien conectada</w:t>
             </w:r>
           </w:p>
         </w:tc>
@@ -1154,7 +1259,7 @@
                 <w:sz w:val="20"/>
                 <w:szCs w:val="20"/>
               </w:rPr>
-              <w:t xml:space="preserve">Ausente</w:t>
+              <w:t xml:space="preserve">Escasa</w:t>
             </w:r>
           </w:p>
         </w:tc>
@@ -1174,7 +1279,7 @@
                 <w:sz w:val="20"/>
                 <w:szCs w:val="20"/>
               </w:rPr>
-              <w:t xml:space="preserve">30</w:t>
+              <w:t xml:space="preserve">40</w:t>
             </w:r>
           </w:p>
         </w:tc>
@@ -1196,7 +1301,7 @@
                 <w:sz w:val="20"/>
                 <w:szCs w:val="20"/>
               </w:rPr>
-              <w:t xml:space="preserve">Proyecto pulido (código + README)</w:t>
+              <w:t xml:space="preserve">Ejemplos propios y semanas</w:t>
             </w:r>
           </w:p>
         </w:tc>
@@ -1216,7 +1321,7 @@
                 <w:sz w:val="20"/>
                 <w:szCs w:val="20"/>
               </w:rPr>
-              <w:t xml:space="preserve">Ordenado y claro</w:t>
+              <w:t xml:space="preserve">Todos, correctos</w:t>
             </w:r>
           </w:p>
         </w:tc>
@@ -1236,7 +1341,7 @@
                 <w:sz w:val="20"/>
                 <w:szCs w:val="20"/>
               </w:rPr>
-              <w:t xml:space="preserve">Aceptable</w:t>
+              <w:t xml:space="preserve">Algunos</w:t>
             </w:r>
           </w:p>
         </w:tc>
@@ -1256,7 +1361,7 @@
                 <w:sz w:val="20"/>
                 <w:szCs w:val="20"/>
               </w:rPr>
-              <w:t xml:space="preserve">Deficiente</w:t>
+              <w:t xml:space="preserve">Ausentes</w:t>
             </w:r>
           </w:p>
         </w:tc>
@@ -1276,7 +1381,7 @@
                 <w:sz w:val="20"/>
                 <w:szCs w:val="20"/>
               </w:rPr>
-              <w:t xml:space="preserve">35</w:t>
+              <w:t xml:space="preserve">25</w:t>
             </w:r>
           </w:p>
         </w:tc>
@@ -1298,7 +1403,7 @@
                 <w:sz w:val="20"/>
                 <w:szCs w:val="20"/>
               </w:rPr>
-              <w:t xml:space="preserve">Reflexión</w:t>
+              <w:t xml:space="preserve">Reflexión + próximo paso</w:t>
             </w:r>
           </w:p>
         </w:tc>
@@ -1318,7 +1423,7 @@
                 <w:sz w:val="20"/>
                 <w:szCs w:val="20"/>
               </w:rPr>
-              <w:t xml:space="preserve">Profunda</w:t>
+              <w:t xml:space="preserve">Clara y concreta</w:t>
             </w:r>
           </w:p>
         </w:tc>
@@ -1378,7 +1483,109 @@
                 <w:sz w:val="20"/>
                 <w:szCs w:val="20"/>
               </w:rPr>
-              <w:t xml:space="preserve">35</w:t>
+              <w:t xml:space="preserve">20</w:t>
+            </w:r>
+          </w:p>
+        </w:tc>
+      </w:tr>
+      <w:tr>
+        <w:tc>
+          <w:tcPr>
+            <w:tcW w:w="0" w:type="auto"/>
+            <w:vAlign w:val="center"/>
+          </w:tcPr>
+          <w:p>
+            <w:pPr>
+              <w:spacing w:after="20" w:before="20"/>
+            </w:pPr>
+            <w:r>
+              <w:rPr>
+                <w:rFonts w:ascii="Times New Roman" w:hAnsi="Times New Roman" w:cs="Times New Roman"/>
+                <w:color w:val="000000"/>
+                <w:sz w:val="20"/>
+                <w:szCs w:val="20"/>
+              </w:rPr>
+              <w:t xml:space="preserve">Presentación (README/mapa)</w:t>
+            </w:r>
+          </w:p>
+        </w:tc>
+        <w:tc>
+          <w:tcPr>
+            <w:tcW w:w="0" w:type="auto"/>
+            <w:vAlign w:val="center"/>
+          </w:tcPr>
+          <w:p>
+            <w:pPr>
+              <w:spacing w:after="20" w:before="20"/>
+            </w:pPr>
+            <w:r>
+              <w:rPr>
+                <w:rFonts w:ascii="Times New Roman" w:hAnsi="Times New Roman" w:cs="Times New Roman"/>
+                <w:color w:val="000000"/>
+                <w:sz w:val="20"/>
+                <w:szCs w:val="20"/>
+              </w:rPr>
+              <w:t xml:space="preserve">Ordenado y legible</w:t>
+            </w:r>
+          </w:p>
+        </w:tc>
+        <w:tc>
+          <w:tcPr>
+            <w:tcW w:w="0" w:type="auto"/>
+            <w:vAlign w:val="center"/>
+          </w:tcPr>
+          <w:p>
+            <w:pPr>
+              <w:spacing w:after="20" w:before="20"/>
+            </w:pPr>
+            <w:r>
+              <w:rPr>
+                <w:rFonts w:ascii="Times New Roman" w:hAnsi="Times New Roman" w:cs="Times New Roman"/>
+                <w:color w:val="000000"/>
+                <w:sz w:val="20"/>
+                <w:szCs w:val="20"/>
+              </w:rPr>
+              <w:t xml:space="preserve">Aceptable</w:t>
+            </w:r>
+          </w:p>
+        </w:tc>
+        <w:tc>
+          <w:tcPr>
+            <w:tcW w:w="0" w:type="auto"/>
+            <w:vAlign w:val="center"/>
+          </w:tcPr>
+          <w:p>
+            <w:pPr>
+              <w:spacing w:after="20" w:before="20"/>
+            </w:pPr>
+            <w:r>
+              <w:rPr>
+                <w:rFonts w:ascii="Times New Roman" w:hAnsi="Times New Roman" w:cs="Times New Roman"/>
+                <w:color w:val="000000"/>
+                <w:sz w:val="20"/>
+                <w:szCs w:val="20"/>
+              </w:rPr>
+              <w:t xml:space="preserve">Deficiente</w:t>
+            </w:r>
+          </w:p>
+        </w:tc>
+        <w:tc>
+          <w:tcPr>
+            <w:tcW w:w="0" w:type="auto"/>
+            <w:vAlign w:val="center"/>
+          </w:tcPr>
+          <w:p>
+            <w:pPr>
+              <w:spacing w:after="20" w:before="20"/>
+            </w:pPr>
+            <w:r>
+              <w:rPr>
+                <w:rFonts w:ascii="Times New Roman" w:hAnsi="Times New Roman" w:cs="Times New Roman"/>
+                <w:color w:val="000000"/>
+                <w:sz w:val="20"/>
+                <w:szCs w:val="20"/>
+              </w:rPr>
+              <w:t xml:space="preserve">15</w:t>
             </w:r>
           </w:p>
         </w:tc>
@@ -1397,7 +1604,7 @@
           <w:sz w:val="21"/>
           <w:szCs w:val="21"/>
         </w:rPr>
-        <w:t xml:space="preserve">Nota: actividad formativa y opcional (sin nota en Moodle). La guía unificada de entrega estará en el Manual de Entrega de Actividades Opcionales (próximamente).</w:t>
+        <w:t xml:space="preserve">Nota: actividad formativa y opcional (sin nota en Moodle). La guía unificada para entregar todas las actividades opcionales, válida para todas las materias, estará en el Manual de Entrega de Actividades Opcionales (próximamente).</w:t>
       </w:r>
     </w:p>
     <w:sectPr>

--- a/16-week/optional-activity/pdf/Actividad-Semana16.docx
+++ b/16-week/optional-activity/pdf/Actividad-Semana16.docx
@@ -856,7 +856,7 @@
           <w:sz w:val="26"/>
           <w:szCs w:val="26"/>
         </w:rPr>
-        <w:t xml:space="preserve">3. Cómo entregar</w:t>
+        <w:t xml:space="preserve">3. Cómo entregar (por GitHub)</w:t>
       </w:r>
     </w:p>
     <w:p>
@@ -871,7 +871,7 @@
           <w:sz w:val="22"/>
           <w:szCs w:val="22"/>
         </w:rPr>
-        <w:t xml:space="preserve">Entrega </w:t>
+        <w:t xml:space="preserve">Las entregas se realizan en </w:t>
       </w:r>
       <w:r>
         <w:rPr>
@@ -881,82 +881,237 @@
           <w:sz w:val="22"/>
           <w:szCs w:val="22"/>
         </w:rPr>
-        <w:t xml:space="preserve">por GitHub</w:t>
-      </w:r>
-      <w:r>
-        <w:rPr>
-          <w:rFonts w:ascii="Times New Roman" w:hAnsi="Times New Roman" w:cs="Times New Roman"/>
-          <w:color w:val="000000"/>
-          <w:sz w:val="22"/>
-          <w:szCs w:val="22"/>
-        </w:rPr>
-        <w:t xml:space="preserve">. Repositorio: </w:t>
-      </w:r>
-      <w:r>
-        <w:rPr>
-          <w:rFonts w:ascii="Consolas" w:hAnsi="Consolas" w:cs="Consolas"/>
-          <w:color w:val="000000"/>
-          <w:sz w:val="22"/>
-          <w:szCs w:val="22"/>
-        </w:rPr>
-        <w:t xml:space="preserve">poo-mapa-conceptual</w:t>
-      </w:r>
-      <w:r>
-        <w:rPr>
-          <w:rFonts w:ascii="Times New Roman" w:hAnsi="Times New Roman" w:cs="Times New Roman"/>
-          <w:color w:val="000000"/>
-          <w:sz w:val="22"/>
-          <w:szCs w:val="22"/>
-        </w:rPr>
-        <w:t xml:space="preserve">.</w:t>
+        <w:t xml:space="preserve">tu fork del repositorio de la clase</w:t>
+      </w:r>
+      <w:r>
+        <w:rPr>
+          <w:rFonts w:ascii="Times New Roman" w:hAnsi="Times New Roman" w:cs="Times New Roman"/>
+          <w:color w:val="000000"/>
+          <w:sz w:val="22"/>
+          <w:szCs w:val="22"/>
+        </w:rPr>
+        <w:t xml:space="preserve">, dentro de la carpeta de esta semana. Si nunca has usado GitHub, sigue el </w:t>
+      </w:r>
+      <w:r>
+        <w:rPr>
+          <w:rFonts w:ascii="Times New Roman" w:hAnsi="Times New Roman" w:cs="Times New Roman"/>
+          <w:b/>
+          <w:color w:val="000000"/>
+          <w:sz w:val="22"/>
+          <w:szCs w:val="22"/>
+        </w:rPr>
+        <w:t xml:space="preserve">[Manual de Entrega por GitHub](https://code-corhuila.github.io/ova-web/manuales/Manual-Entrega-GitHub.pdf)</w:t>
+      </w:r>
+      <w:r>
+        <w:rPr>
+          <w:rFonts w:ascii="Times New Roman" w:hAnsi="Times New Roman" w:cs="Times New Roman"/>
+          <w:color w:val="000000"/>
+          <w:sz w:val="22"/>
+          <w:szCs w:val="22"/>
+        </w:rPr>
+        <w:t xml:space="preserve"> paso a paso.</w:t>
       </w:r>
     </w:p>
     <w:p>
       <w:pPr>
-        <w:spacing w:after="0" w:line="276" w:lineRule="auto"/>
-        <w:ind w:left="120"/>
-        <w:shd w:val="clear" w:color="auto" w:fill="F0F4F4"/>
-      </w:pPr>
-      <w:r>
-        <w:rPr>
-          <w:rFonts w:ascii="Consolas" w:hAnsi="Consolas" w:cs="Consolas"/>
-          <w:color w:val="2C3E50"/>
-          <w:sz w:val="18"/>
-          <w:szCs w:val="18"/>
-        </w:rPr>
-        <w:t xml:space="preserve">poo-mapa-conceptual/</w:t>
+        <w:spacing w:after="120" w:line="276" w:lineRule="auto"/>
+        <w:ind w:left="454" w:hanging="284"/>
+      </w:pPr>
+      <w:r>
+        <w:rPr>
+          <w:rFonts w:ascii="Times New Roman" w:hAnsi="Times New Roman" w:cs="Times New Roman"/>
+          <w:color w:val="000000"/>
+          <w:sz w:val="22"/>
+          <w:szCs w:val="22"/>
+        </w:rPr>
+        <w:t xml:space="preserve">1.	</w:t>
+      </w:r>
+      <w:r>
+        <w:rPr>
+          <w:rFonts w:ascii="Times New Roman" w:hAnsi="Times New Roman" w:cs="Times New Roman"/>
+          <w:color w:val="000000"/>
+          <w:sz w:val="22"/>
+          <w:szCs w:val="22"/>
+        </w:rPr>
+        <w:t xml:space="preserve">Haz </w:t>
+      </w:r>
+      <w:r>
+        <w:rPr>
+          <w:rFonts w:ascii="Times New Roman" w:hAnsi="Times New Roman" w:cs="Times New Roman"/>
+          <w:b/>
+          <w:color w:val="000000"/>
+          <w:sz w:val="22"/>
+          <w:szCs w:val="22"/>
+        </w:rPr>
+        <w:t xml:space="preserve">fork</w:t>
+      </w:r>
+      <w:r>
+        <w:rPr>
+          <w:rFonts w:ascii="Times New Roman" w:hAnsi="Times New Roman" w:cs="Times New Roman"/>
+          <w:color w:val="000000"/>
+          <w:sz w:val="22"/>
+          <w:szCs w:val="22"/>
+        </w:rPr>
+        <w:t xml:space="preserve"> del repositorio de la clase (enlace dado por el docente) y </w:t>
+      </w:r>
+      <w:r>
+        <w:rPr>
+          <w:rFonts w:ascii="Times New Roman" w:hAnsi="Times New Roman" w:cs="Times New Roman"/>
+          <w:b/>
+          <w:color w:val="000000"/>
+          <w:sz w:val="22"/>
+          <w:szCs w:val="22"/>
+        </w:rPr>
+        <w:t xml:space="preserve">clónalo</w:t>
+      </w:r>
+      <w:r>
+        <w:rPr>
+          <w:rFonts w:ascii="Times New Roman" w:hAnsi="Times New Roman" w:cs="Times New Roman"/>
+          <w:color w:val="000000"/>
+          <w:sz w:val="22"/>
+          <w:szCs w:val="22"/>
+        </w:rPr>
+        <w:t xml:space="preserve">.</w:t>
       </w:r>
     </w:p>
     <w:p>
       <w:pPr>
-        <w:spacing w:after="0" w:line="276" w:lineRule="auto"/>
-        <w:ind w:left="120"/>
-        <w:shd w:val="clear" w:color="auto" w:fill="F0F4F4"/>
-      </w:pPr>
-      <w:r>
-        <w:rPr>
-          <w:rFonts w:ascii="Consolas" w:hAnsi="Consolas" w:cs="Consolas"/>
-          <w:color w:val="2C3E50"/>
-          <w:sz w:val="18"/>
-          <w:szCs w:val="18"/>
-        </w:rPr>
-        <w:t xml:space="preserve">  README.md   -&gt; mapa (imagen o ASCII) + reflexión + próximo paso</w:t>
+        <w:spacing w:after="120" w:line="276" w:lineRule="auto"/>
+        <w:ind w:left="454" w:hanging="284"/>
+      </w:pPr>
+      <w:r>
+        <w:rPr>
+          <w:rFonts w:ascii="Times New Roman" w:hAnsi="Times New Roman" w:cs="Times New Roman"/>
+          <w:color w:val="000000"/>
+          <w:sz w:val="22"/>
+          <w:szCs w:val="22"/>
+        </w:rPr>
+        <w:t xml:space="preserve">2.	</w:t>
+      </w:r>
+      <w:r>
+        <w:rPr>
+          <w:rFonts w:ascii="Times New Roman" w:hAnsi="Times New Roman" w:cs="Times New Roman"/>
+          <w:color w:val="000000"/>
+          <w:sz w:val="22"/>
+          <w:szCs w:val="22"/>
+        </w:rPr>
+        <w:t xml:space="preserve">Coloca tu entrega en la carpeta </w:t>
+      </w:r>
+      <w:r>
+        <w:rPr>
+          <w:rFonts w:ascii="Times New Roman" w:hAnsi="Times New Roman" w:cs="Times New Roman"/>
+          <w:b/>
+          <w:color w:val="000000"/>
+          <w:sz w:val="22"/>
+          <w:szCs w:val="22"/>
+        </w:rPr>
+        <w:t xml:space="preserve">`16-week/`</w:t>
+      </w:r>
+      <w:r>
+        <w:rPr>
+          <w:rFonts w:ascii="Times New Roman" w:hAnsi="Times New Roman" w:cs="Times New Roman"/>
+          <w:color w:val="000000"/>
+          <w:sz w:val="22"/>
+          <w:szCs w:val="22"/>
+        </w:rPr>
+        <w:t xml:space="preserve"> correspondiente a esta semana.</w:t>
       </w:r>
     </w:p>
     <w:p>
       <w:pPr>
-        <w:spacing w:after="0" w:line="276" w:lineRule="auto"/>
-        <w:ind w:left="120"/>
-        <w:shd w:val="clear" w:color="auto" w:fill="F0F4F4"/>
-      </w:pPr>
+        <w:spacing w:after="120" w:line="276" w:lineRule="auto"/>
+        <w:ind w:left="454" w:hanging="284"/>
+      </w:pPr>
+      <w:r>
+        <w:rPr>
+          <w:rFonts w:ascii="Times New Roman" w:hAnsi="Times New Roman" w:cs="Times New Roman"/>
+          <w:color w:val="000000"/>
+          <w:sz w:val="22"/>
+          <w:szCs w:val="22"/>
+        </w:rPr>
+        <w:t xml:space="preserve">3.	</w:t>
+      </w:r>
+      <w:r>
+        <w:rPr>
+          <w:rFonts w:ascii="Times New Roman" w:hAnsi="Times New Roman" w:cs="Times New Roman"/>
+          <w:color w:val="000000"/>
+          <w:sz w:val="22"/>
+          <w:szCs w:val="22"/>
+        </w:rPr>
+        <w:t xml:space="preserve">Sube los cambios: </w:t>
+      </w:r>
       <w:r>
         <w:rPr>
           <w:rFonts w:ascii="Consolas" w:hAnsi="Consolas" w:cs="Consolas"/>
-          <w:color w:val="2C3E50"/>
-          <w:sz w:val="18"/>
-          <w:szCs w:val="18"/>
-        </w:rPr>
-        <w:t xml:space="preserve">  mapa.(png|svg|txt)  -&gt; el mapa conceptual</w:t>
+          <w:color w:val="000000"/>
+          <w:sz w:val="22"/>
+          <w:szCs w:val="22"/>
+        </w:rPr>
+        <w:t xml:space="preserve">git add .</w:t>
+      </w:r>
+      <w:r>
+        <w:rPr>
+          <w:rFonts w:ascii="Times New Roman" w:hAnsi="Times New Roman" w:cs="Times New Roman"/>
+          <w:color w:val="000000"/>
+          <w:sz w:val="22"/>
+          <w:szCs w:val="22"/>
+        </w:rPr>
+        <w:t xml:space="preserve"> · </w:t>
+      </w:r>
+      <w:r>
+        <w:rPr>
+          <w:rFonts w:ascii="Consolas" w:hAnsi="Consolas" w:cs="Consolas"/>
+          <w:color w:val="000000"/>
+          <w:sz w:val="22"/>
+          <w:szCs w:val="22"/>
+        </w:rPr>
+        <w:t xml:space="preserve">git commit -m "Entrega semana 16"</w:t>
+      </w:r>
+      <w:r>
+        <w:rPr>
+          <w:rFonts w:ascii="Times New Roman" w:hAnsi="Times New Roman" w:cs="Times New Roman"/>
+          <w:color w:val="000000"/>
+          <w:sz w:val="22"/>
+          <w:szCs w:val="22"/>
+        </w:rPr>
+        <w:t xml:space="preserve"> · </w:t>
+      </w:r>
+      <w:r>
+        <w:rPr>
+          <w:rFonts w:ascii="Consolas" w:hAnsi="Consolas" w:cs="Consolas"/>
+          <w:color w:val="000000"/>
+          <w:sz w:val="22"/>
+          <w:szCs w:val="22"/>
+        </w:rPr>
+        <w:t xml:space="preserve">git push</w:t>
+      </w:r>
+      <w:r>
+        <w:rPr>
+          <w:rFonts w:ascii="Times New Roman" w:hAnsi="Times New Roman" w:cs="Times New Roman"/>
+          <w:color w:val="000000"/>
+          <w:sz w:val="22"/>
+          <w:szCs w:val="22"/>
+        </w:rPr>
+        <w:t xml:space="preserve"> (abre un </w:t>
+      </w:r>
+      <w:r>
+        <w:rPr>
+          <w:rFonts w:ascii="Times New Roman" w:hAnsi="Times New Roman" w:cs="Times New Roman"/>
+          <w:i/>
+          <w:color w:val="000000"/>
+          <w:sz w:val="22"/>
+          <w:szCs w:val="22"/>
+        </w:rPr>
+        <w:t xml:space="preserve">Pull Request</w:t>
+      </w:r>
+      <w:r>
+        <w:rPr>
+          <w:rFonts w:ascii="Times New Roman" w:hAnsi="Times New Roman" w:cs="Times New Roman"/>
+          <w:color w:val="000000"/>
+          <w:sz w:val="22"/>
+          <w:szCs w:val="22"/>
+        </w:rPr>
+        <w:t xml:space="preserve"> si el docente lo pide).</w:t>
       </w:r>
     </w:p>
     <w:p>
@@ -971,64 +1126,90 @@
           <w:sz w:val="22"/>
           <w:szCs w:val="22"/>
         </w:rPr>
-        <w:t xml:space="preserve">1.	</w:t>
-      </w:r>
-      <w:r>
-        <w:rPr>
-          <w:rFonts w:ascii="Times New Roman" w:hAnsi="Times New Roman" w:cs="Times New Roman"/>
-          <w:color w:val="000000"/>
-          <w:sz w:val="22"/>
-          <w:szCs w:val="22"/>
-        </w:rPr>
-        <w:t xml:space="preserve">Crea el repositorio público con ese nombre.</w:t>
-      </w:r>
-    </w:p>
-    <w:p>
-      <w:pPr>
-        <w:spacing w:after="120" w:line="276" w:lineRule="auto"/>
-        <w:ind w:left="454" w:hanging="284"/>
-      </w:pPr>
-      <w:r>
-        <w:rPr>
-          <w:rFonts w:ascii="Times New Roman" w:hAnsi="Times New Roman" w:cs="Times New Roman"/>
-          <w:color w:val="000000"/>
-          <w:sz w:val="22"/>
-          <w:szCs w:val="22"/>
-        </w:rPr>
-        <w:t xml:space="preserve">2.	</w:t>
-      </w:r>
-      <w:r>
-        <w:rPr>
-          <w:rFonts w:ascii="Times New Roman" w:hAnsi="Times New Roman" w:cs="Times New Roman"/>
-          <w:color w:val="000000"/>
-          <w:sz w:val="22"/>
-          <w:szCs w:val="22"/>
-        </w:rPr>
-        <w:t xml:space="preserve">Sube el mapa y el README con la reflexión.</w:t>
-      </w:r>
-    </w:p>
-    <w:p>
-      <w:pPr>
-        <w:spacing w:after="120" w:line="276" w:lineRule="auto"/>
-        <w:ind w:left="454" w:hanging="284"/>
-      </w:pPr>
-      <w:r>
-        <w:rPr>
-          <w:rFonts w:ascii="Times New Roman" w:hAnsi="Times New Roman" w:cs="Times New Roman"/>
-          <w:color w:val="000000"/>
-          <w:sz w:val="22"/>
-          <w:szCs w:val="22"/>
-        </w:rPr>
-        <w:t xml:space="preserve">3.	</w:t>
-      </w:r>
-      <w:r>
-        <w:rPr>
-          <w:rFonts w:ascii="Times New Roman" w:hAnsi="Times New Roman" w:cs="Times New Roman"/>
-          <w:color w:val="000000"/>
-          <w:sz w:val="22"/>
-          <w:szCs w:val="22"/>
-        </w:rPr>
-        <w:t xml:space="preserve">Comparte el enlace por el canal indicado por el docente.</w:t>
+        <w:t xml:space="preserve">4.	</w:t>
+      </w:r>
+      <w:r>
+        <w:rPr>
+          <w:rFonts w:ascii="Times New Roman" w:hAnsi="Times New Roman" w:cs="Times New Roman"/>
+          <w:color w:val="000000"/>
+          <w:sz w:val="22"/>
+          <w:szCs w:val="22"/>
+        </w:rPr>
+        <w:t xml:space="preserve">Verifica que tienes tu </w:t>
+      </w:r>
+      <w:r>
+        <w:rPr>
+          <w:rFonts w:ascii="Times New Roman" w:hAnsi="Times New Roman" w:cs="Times New Roman"/>
+          <w:b/>
+          <w:color w:val="000000"/>
+          <w:sz w:val="22"/>
+          <w:szCs w:val="22"/>
+        </w:rPr>
+        <w:t xml:space="preserve">repo de perfil</w:t>
+      </w:r>
+      <w:r>
+        <w:rPr>
+          <w:rFonts w:ascii="Times New Roman" w:hAnsi="Times New Roman" w:cs="Times New Roman"/>
+          <w:color w:val="000000"/>
+          <w:sz w:val="22"/>
+          <w:szCs w:val="22"/>
+        </w:rPr>
+        <w:t xml:space="preserve"> con el bloque </w:t>
+      </w:r>
+      <w:r>
+        <w:rPr>
+          <w:rFonts w:ascii="Times New Roman" w:hAnsi="Times New Roman" w:cs="Times New Roman"/>
+          <w:b/>
+          <w:color w:val="000000"/>
+          <w:sz w:val="22"/>
+          <w:szCs w:val="22"/>
+        </w:rPr>
+        <w:t xml:space="preserve">CONFIG</w:t>
+      </w:r>
+      <w:r>
+        <w:rPr>
+          <w:rFonts w:ascii="Times New Roman" w:hAnsi="Times New Roman" w:cs="Times New Roman"/>
+          <w:color w:val="000000"/>
+          <w:sz w:val="22"/>
+          <w:szCs w:val="22"/>
+        </w:rPr>
+        <w:t xml:space="preserve"> (</w:t>
+      </w:r>
+      <w:r>
+        <w:rPr>
+          <w:rFonts w:ascii="Consolas" w:hAnsi="Consolas" w:cs="Consolas"/>
+          <w:color w:val="000000"/>
+          <w:sz w:val="22"/>
+          <w:szCs w:val="22"/>
+        </w:rPr>
+        <w:t xml:space="preserve">FULL_NAME</w:t>
+      </w:r>
+      <w:r>
+        <w:rPr>
+          <w:rFonts w:ascii="Times New Roman" w:hAnsi="Times New Roman" w:cs="Times New Roman"/>
+          <w:color w:val="000000"/>
+          <w:sz w:val="22"/>
+          <w:szCs w:val="22"/>
+        </w:rPr>
+        <w:t xml:space="preserve"> + </w:t>
+      </w:r>
+      <w:r>
+        <w:rPr>
+          <w:rFonts w:ascii="Consolas" w:hAnsi="Consolas" w:cs="Consolas"/>
+          <w:color w:val="000000"/>
+          <w:sz w:val="22"/>
+          <w:szCs w:val="22"/>
+        </w:rPr>
+        <w:t xml:space="preserve">GITHUB_USER</w:t>
+      </w:r>
+      <w:r>
+        <w:rPr>
+          <w:rFonts w:ascii="Times New Roman" w:hAnsi="Times New Roman" w:cs="Times New Roman"/>
+          <w:color w:val="000000"/>
+          <w:sz w:val="22"/>
+          <w:szCs w:val="22"/>
+        </w:rPr>
+        <w:t xml:space="preserve">); sin él, tus entregas no se detectan.</w:t>
       </w:r>
     </w:p>
     <w:p>
